--- a/about/david_quang_pham.docx
+++ b/about/david_quang_pham.docx
@@ -97,7 +97,25 @@
           <w:sz w:val="26"/>
           <w:szCs w:val="26"/>
         </w:rPr>
-        <w:t xml:space="preserve"> with Marie Incontrera and Stephanie L. Carlin and </w:t>
+        <w:t xml:space="preserve"> with Marie </w:t>
+      </w:r>
+      <w:proofErr w:type="spellStart"/>
+      <w:r>
+        <w:rPr>
+          <w:rFonts w:asciiTheme="minorHAnsi" w:hAnsiTheme="minorHAnsi" w:cstheme="minorHAnsi"/>
+          <w:sz w:val="26"/>
+          <w:szCs w:val="26"/>
+        </w:rPr>
+        <w:t>Incontrera</w:t>
+      </w:r>
+      <w:proofErr w:type="spellEnd"/>
+      <w:r>
+        <w:rPr>
+          <w:rFonts w:asciiTheme="minorHAnsi" w:hAnsiTheme="minorHAnsi" w:cstheme="minorHAnsi"/>
+          <w:sz w:val="26"/>
+          <w:szCs w:val="26"/>
+        </w:rPr>
+        <w:t xml:space="preserve"> and Stephanie L. Carlin and </w:t>
       </w:r>
       <w:r>
         <w:rPr>
@@ -136,7 +154,25 @@
           <w:sz w:val="26"/>
           <w:szCs w:val="26"/>
         </w:rPr>
-        <w:t>, Musical Theatre Factory, The Tank, Milky Way Theatre Company, Theatre 71 at Blessed Sacrament, Signature Theatre’s Sigspace, New York Public Library, and The Workshop Theater (</w:t>
+        <w:t xml:space="preserve">, Musical Theatre Factory, The Tank, Milky Way Theatre Company, Theatre 71 at Blessed Sacrament, Signature Theatre’s </w:t>
+      </w:r>
+      <w:proofErr w:type="spellStart"/>
+      <w:r>
+        <w:rPr>
+          <w:rFonts w:asciiTheme="minorHAnsi" w:hAnsiTheme="minorHAnsi" w:cstheme="minorHAnsi"/>
+          <w:sz w:val="26"/>
+          <w:szCs w:val="26"/>
+        </w:rPr>
+        <w:t>Sigspace</w:t>
+      </w:r>
+      <w:proofErr w:type="spellEnd"/>
+      <w:r>
+        <w:rPr>
+          <w:rFonts w:asciiTheme="minorHAnsi" w:hAnsiTheme="minorHAnsi" w:cstheme="minorHAnsi"/>
+          <w:sz w:val="26"/>
+          <w:szCs w:val="26"/>
+        </w:rPr>
+        <w:t>, New York Public Library, and The Workshop Theater (</w:t>
       </w:r>
       <w:r>
         <w:rPr>
@@ -154,7 +190,25 @@
           <w:sz w:val="26"/>
           <w:szCs w:val="26"/>
         </w:rPr>
-        <w:t xml:space="preserve">). His musicals have been staged in Colorado, Georgia, Michigan, New York, and Portugal. He is also an aspiring animation screenwriter, having studied under David N Weiss and Kimberly Barrante at Sundance Collab. They readapted </w:t>
+        <w:t xml:space="preserve">). His musicals have been staged in Colorado, Georgia, Michigan, New York, and Portugal. He is also an aspiring animation screenwriter, having studied under David N Weiss and Kimberly </w:t>
+      </w:r>
+      <w:proofErr w:type="spellStart"/>
+      <w:r>
+        <w:rPr>
+          <w:rFonts w:asciiTheme="minorHAnsi" w:hAnsiTheme="minorHAnsi" w:cstheme="minorHAnsi"/>
+          <w:sz w:val="26"/>
+          <w:szCs w:val="26"/>
+        </w:rPr>
+        <w:t>Barrante</w:t>
+      </w:r>
+      <w:proofErr w:type="spellEnd"/>
+      <w:r>
+        <w:rPr>
+          <w:rFonts w:asciiTheme="minorHAnsi" w:hAnsiTheme="minorHAnsi" w:cstheme="minorHAnsi"/>
+          <w:sz w:val="26"/>
+          <w:szCs w:val="26"/>
+        </w:rPr>
+        <w:t xml:space="preserve"> at Sundance Collab. They readapted </w:t>
       </w:r>
       <w:r>
         <w:rPr>
@@ -423,6 +477,14 @@
           <w:sz w:val="28"/>
           <w:szCs w:val="28"/>
         </w:rPr>
+        <w:t>n award-winning</w:t>
+      </w:r>
+      <w:r>
+        <w:rPr>
+          <w:rFonts w:asciiTheme="minorHAnsi" w:hAnsiTheme="minorHAnsi" w:cstheme="minorHAnsi"/>
+          <w:sz w:val="28"/>
+          <w:szCs w:val="28"/>
+        </w:rPr>
         <w:t xml:space="preserve"> </w:t>
       </w:r>
       <w:r>
@@ -439,7 +501,7 @@
           <w:sz w:val="28"/>
           <w:szCs w:val="28"/>
         </w:rPr>
-        <w:t xml:space="preserve">, and </w:t>
+        <w:t xml:space="preserve">, and science </w:t>
       </w:r>
       <w:r>
         <w:rPr>
@@ -447,7 +509,7 @@
           <w:sz w:val="28"/>
           <w:szCs w:val="28"/>
         </w:rPr>
-        <w:t>science communicator</w:t>
+        <w:t>educator</w:t>
       </w:r>
       <w:r>
         <w:rPr>
@@ -463,15 +525,7 @@
           <w:sz w:val="28"/>
           <w:szCs w:val="28"/>
         </w:rPr>
-        <w:t xml:space="preserve"> </w:t>
-      </w:r>
-      <w:r>
-        <w:rPr>
-          <w:rFonts w:asciiTheme="minorHAnsi" w:hAnsiTheme="minorHAnsi" w:cstheme="minorHAnsi"/>
-          <w:sz w:val="28"/>
-          <w:szCs w:val="28"/>
-        </w:rPr>
-        <w:t>Their works engage the public in scientific and cultural literacy and are within fantasy, adventure, science fiction, and queer genres.</w:t>
+        <w:t xml:space="preserve"> Their works engage the public in scientific and cultural literacy and are within fantasy, adventure, science fiction, and queer genres.</w:t>
       </w:r>
       <w:r>
         <w:rPr>
@@ -504,58 +558,6 @@
           <w:szCs w:val="28"/>
         </w:rPr>
         <w:t xml:space="preserve"> series</w:t>
-      </w:r>
-      <w:r>
-        <w:rPr>
-          <w:rFonts w:asciiTheme="minorHAnsi" w:hAnsiTheme="minorHAnsi" w:cstheme="minorHAnsi"/>
-          <w:sz w:val="28"/>
-          <w:szCs w:val="28"/>
-        </w:rPr>
-        <w:t xml:space="preserve"> </w:t>
-      </w:r>
-      <w:r>
-        <w:rPr>
-          <w:rFonts w:asciiTheme="minorHAnsi" w:hAnsiTheme="minorHAnsi" w:cstheme="minorHAnsi"/>
-          <w:i/>
-          <w:iCs/>
-          <w:sz w:val="28"/>
-          <w:szCs w:val="28"/>
-        </w:rPr>
-        <w:t>Our Ancestor</w:t>
-      </w:r>
-      <w:r>
-        <w:rPr>
-          <w:rFonts w:asciiTheme="minorHAnsi" w:hAnsiTheme="minorHAnsi" w:cstheme="minorHAnsi"/>
-          <w:sz w:val="28"/>
-          <w:szCs w:val="28"/>
-        </w:rPr>
-        <w:t>;</w:t>
-      </w:r>
-      <w:r>
-        <w:rPr>
-          <w:rFonts w:asciiTheme="minorHAnsi" w:hAnsiTheme="minorHAnsi" w:cstheme="minorHAnsi"/>
-          <w:sz w:val="28"/>
-          <w:szCs w:val="28"/>
-        </w:rPr>
-        <w:t xml:space="preserve"> </w:t>
-      </w:r>
-      <w:r>
-        <w:rPr>
-          <w:rFonts w:asciiTheme="minorHAnsi" w:hAnsiTheme="minorHAnsi" w:cstheme="minorHAnsi"/>
-          <w:i/>
-          <w:iCs/>
-          <w:sz w:val="28"/>
-          <w:szCs w:val="28"/>
-        </w:rPr>
-        <w:t>The Living Fossils</w:t>
-      </w:r>
-      <w:r>
-        <w:rPr>
-          <w:rFonts w:asciiTheme="minorHAnsi" w:hAnsiTheme="minorHAnsi" w:cstheme="minorHAnsi"/>
-          <w:sz w:val="28"/>
-          <w:szCs w:val="28"/>
-        </w:rPr>
-        <w:t>;</w:t>
       </w:r>
       <w:r>
         <w:rPr>
@@ -819,7 +821,25 @@
           <w:sz w:val="28"/>
           <w:szCs w:val="28"/>
         </w:rPr>
-        <w:t>2026 Cinephilia fellow,</w:t>
+        <w:t xml:space="preserve">2026 </w:t>
+      </w:r>
+      <w:proofErr w:type="spellStart"/>
+      <w:r>
+        <w:rPr>
+          <w:rFonts w:asciiTheme="minorHAnsi" w:hAnsiTheme="minorHAnsi" w:cstheme="minorHAnsi"/>
+          <w:sz w:val="28"/>
+          <w:szCs w:val="28"/>
+        </w:rPr>
+        <w:t>Cinephilia</w:t>
+      </w:r>
+      <w:proofErr w:type="spellEnd"/>
+      <w:r>
+        <w:rPr>
+          <w:rFonts w:asciiTheme="minorHAnsi" w:hAnsiTheme="minorHAnsi" w:cstheme="minorHAnsi"/>
+          <w:sz w:val="28"/>
+          <w:szCs w:val="28"/>
+        </w:rPr>
+        <w:t xml:space="preserve"> fellow,</w:t>
       </w:r>
       <w:r>
         <w:rPr>
@@ -859,15 +879,7 @@
           <w:sz w:val="28"/>
           <w:szCs w:val="28"/>
         </w:rPr>
-        <w:t>, 2022 Harriet Tubman Effect Institute composer, 2021 Playwrights Foundation fellow, and 2020 Working Title Playwrights apprentice</w:t>
-      </w:r>
-      <w:r>
-        <w:rPr>
-          <w:rFonts w:asciiTheme="minorHAnsi" w:hAnsiTheme="minorHAnsi" w:cstheme="minorHAnsi"/>
-          <w:sz w:val="28"/>
-          <w:szCs w:val="28"/>
-        </w:rPr>
-        <w:t xml:space="preserve">. </w:t>
+        <w:t xml:space="preserve">, 2022 Harriet Tubman Effect Institute composer, 2021 Playwrights Foundation fellow, and 2020 Working Title Playwrights apprentice. </w:t>
       </w:r>
       <w:r>
         <w:rPr>
@@ -891,7 +903,23 @@
           <w:sz w:val="28"/>
           <w:szCs w:val="28"/>
         </w:rPr>
-        <w:t xml:space="preserve"> BS </w:t>
+        <w:t xml:space="preserve"> BS</w:t>
+      </w:r>
+      <w:r>
+        <w:rPr>
+          <w:rFonts w:asciiTheme="minorHAnsi" w:hAnsiTheme="minorHAnsi" w:cstheme="minorHAnsi"/>
+          <w:sz w:val="28"/>
+          <w:szCs w:val="28"/>
+        </w:rPr>
+        <w:t xml:space="preserve"> with honors</w:t>
+      </w:r>
+      <w:r>
+        <w:rPr>
+          <w:rFonts w:asciiTheme="minorHAnsi" w:hAnsiTheme="minorHAnsi" w:cstheme="minorHAnsi"/>
+          <w:sz w:val="28"/>
+          <w:szCs w:val="28"/>
+        </w:rPr>
+        <w:t xml:space="preserve"> </w:t>
       </w:r>
       <w:r>
         <w:rPr>
@@ -923,7 +951,23 @@
           <w:sz w:val="28"/>
           <w:szCs w:val="28"/>
         </w:rPr>
-        <w:t xml:space="preserve"> and theatre</w:t>
+        <w:t xml:space="preserve"> </w:t>
+      </w:r>
+      <w:r>
+        <w:rPr>
+          <w:rFonts w:asciiTheme="minorHAnsi" w:hAnsiTheme="minorHAnsi" w:cstheme="minorHAnsi"/>
+          <w:sz w:val="28"/>
+          <w:szCs w:val="28"/>
+        </w:rPr>
+        <w:t>and theatr</w:t>
+      </w:r>
+      <w:r>
+        <w:rPr>
+          <w:rFonts w:asciiTheme="minorHAnsi" w:hAnsiTheme="minorHAnsi" w:cstheme="minorHAnsi"/>
+          <w:sz w:val="28"/>
+          <w:szCs w:val="28"/>
+        </w:rPr>
+        <w:t>e</w:t>
       </w:r>
       <w:r>
         <w:rPr>
